--- a/260519--Berita Acara Pemusnahan Hewan Coba.docx
+++ b/260519--Berita Acara Pemusnahan Hewan Coba.docx
@@ -5,6 +5,7 @@
     <w:p>
       <w:pPr>
         <w:spacing w:line="240" w:lineRule="auto"/>
+        <w:jc w:val="center"/>
         <w:rPr>
           <w:rFonts w:ascii="Arial" w:eastAsia="Times New Roman" w:hAnsi="Arial" w:cs="Arial"/>
           <w:sz w:val="24"/>
@@ -49,450 +50,370 @@
           <w:szCs w:val="24"/>
         </w:rPr>
       </w:pPr>
-      <w:r>
-        <w:rPr>
-          <w:rFonts w:ascii="Arial" w:eastAsia="Times New Roman" w:hAnsi="Arial" w:cs="Arial"/>
-          <w:sz w:val="24"/>
-          <w:szCs w:val="24"/>
-        </w:rPr>
-        <w:t xml:space="preserve">Pada </w:t>
-      </w:r>
-      <w:proofErr w:type="spellStart"/>
-      <w:r>
-        <w:rPr>
-          <w:rFonts w:ascii="Arial" w:eastAsia="Times New Roman" w:hAnsi="Arial" w:cs="Arial"/>
-          <w:sz w:val="24"/>
-          <w:szCs w:val="24"/>
-        </w:rPr>
-        <w:t>hari</w:t>
-      </w:r>
-      <w:proofErr w:type="spellEnd"/>
-      <w:r>
-        <w:rPr>
-          <w:rFonts w:ascii="Arial" w:eastAsia="Times New Roman" w:hAnsi="Arial" w:cs="Arial"/>
-          <w:sz w:val="24"/>
-          <w:szCs w:val="24"/>
-        </w:rPr>
-        <w:t xml:space="preserve"> </w:t>
-      </w:r>
-      <w:proofErr w:type="spellStart"/>
-      <w:r>
-        <w:rPr>
-          <w:rFonts w:ascii="Arial" w:eastAsia="Times New Roman" w:hAnsi="Arial" w:cs="Arial"/>
-          <w:sz w:val="24"/>
-          <w:szCs w:val="24"/>
-        </w:rPr>
-        <w:t>ini</w:t>
-      </w:r>
-      <w:proofErr w:type="spellEnd"/>
-      <w:r>
-        <w:rPr>
-          <w:rFonts w:ascii="Arial" w:eastAsia="Times New Roman" w:hAnsi="Arial" w:cs="Arial"/>
-          <w:sz w:val="24"/>
-          <w:szCs w:val="24"/>
-        </w:rPr>
-        <w:t xml:space="preserve">, .................... </w:t>
-      </w:r>
-      <w:proofErr w:type="spellStart"/>
-      <w:r>
-        <w:rPr>
-          <w:rFonts w:ascii="Arial" w:eastAsia="Times New Roman" w:hAnsi="Arial" w:cs="Arial"/>
-          <w:sz w:val="24"/>
-          <w:szCs w:val="24"/>
-        </w:rPr>
-        <w:t>tanggal</w:t>
-      </w:r>
-      <w:proofErr w:type="spellEnd"/>
-      <w:r>
-        <w:rPr>
-          <w:rFonts w:ascii="Arial" w:eastAsia="Times New Roman" w:hAnsi="Arial" w:cs="Arial"/>
-          <w:sz w:val="24"/>
-          <w:szCs w:val="24"/>
-        </w:rPr>
-        <w:t xml:space="preserve"> .................... </w:t>
-      </w:r>
-      <w:proofErr w:type="spellStart"/>
-      <w:r>
-        <w:rPr>
-          <w:rFonts w:ascii="Arial" w:eastAsia="Times New Roman" w:hAnsi="Arial" w:cs="Arial"/>
-          <w:sz w:val="24"/>
-          <w:szCs w:val="24"/>
-        </w:rPr>
-        <w:t>bulan</w:t>
-      </w:r>
-      <w:proofErr w:type="spellEnd"/>
-      <w:r>
-        <w:rPr>
-          <w:rFonts w:ascii="Arial" w:eastAsia="Times New Roman" w:hAnsi="Arial" w:cs="Arial"/>
-          <w:sz w:val="24"/>
-          <w:szCs w:val="24"/>
-        </w:rPr>
-        <w:t xml:space="preserve"> .................... </w:t>
-      </w:r>
-      <w:proofErr w:type="spellStart"/>
-      <w:r>
-        <w:rPr>
-          <w:rFonts w:ascii="Arial" w:eastAsia="Times New Roman" w:hAnsi="Arial" w:cs="Arial"/>
-          <w:sz w:val="24"/>
-          <w:szCs w:val="24"/>
-        </w:rPr>
-        <w:t>tahun</w:t>
-      </w:r>
-      <w:proofErr w:type="spellEnd"/>
-      <w:r>
-        <w:rPr>
-          <w:rFonts w:ascii="Arial" w:eastAsia="Times New Roman" w:hAnsi="Arial" w:cs="Arial"/>
-          <w:sz w:val="24"/>
-          <w:szCs w:val="24"/>
-        </w:rPr>
-        <w:t xml:space="preserve"> </w:t>
-      </w:r>
-      <w:proofErr w:type="spellStart"/>
-      <w:r>
-        <w:rPr>
-          <w:rFonts w:ascii="Arial" w:eastAsia="Times New Roman" w:hAnsi="Arial" w:cs="Arial"/>
-          <w:sz w:val="24"/>
-          <w:szCs w:val="24"/>
-        </w:rPr>
-        <w:t>Dua</w:t>
-      </w:r>
-      <w:proofErr w:type="spellEnd"/>
-      <w:r>
-        <w:rPr>
-          <w:rFonts w:ascii="Arial" w:eastAsia="Times New Roman" w:hAnsi="Arial" w:cs="Arial"/>
-          <w:sz w:val="24"/>
-          <w:szCs w:val="24"/>
-        </w:rPr>
-        <w:t xml:space="preserve"> </w:t>
-      </w:r>
-      <w:proofErr w:type="spellStart"/>
-      <w:r>
-        <w:rPr>
-          <w:rFonts w:ascii="Arial" w:eastAsia="Times New Roman" w:hAnsi="Arial" w:cs="Arial"/>
-          <w:sz w:val="24"/>
-          <w:szCs w:val="24"/>
-        </w:rPr>
-        <w:t>Ribu</w:t>
-      </w:r>
-      <w:proofErr w:type="spellEnd"/>
-      <w:r>
-        <w:rPr>
-          <w:rFonts w:ascii="Arial" w:eastAsia="Times New Roman" w:hAnsi="Arial" w:cs="Arial"/>
-          <w:sz w:val="24"/>
-          <w:szCs w:val="24"/>
-        </w:rPr>
-        <w:t xml:space="preserve"> </w:t>
-      </w:r>
-      <w:proofErr w:type="spellStart"/>
-      <w:r>
-        <w:rPr>
-          <w:rFonts w:ascii="Arial" w:eastAsia="Times New Roman" w:hAnsi="Arial" w:cs="Arial"/>
-          <w:sz w:val="24"/>
-          <w:szCs w:val="24"/>
-        </w:rPr>
-        <w:t>Dua</w:t>
-      </w:r>
-      <w:proofErr w:type="spellEnd"/>
-      <w:r>
-        <w:rPr>
-          <w:rFonts w:ascii="Arial" w:eastAsia="Times New Roman" w:hAnsi="Arial" w:cs="Arial"/>
-          <w:sz w:val="24"/>
-          <w:szCs w:val="24"/>
-        </w:rPr>
-        <w:t xml:space="preserve"> </w:t>
-      </w:r>
-      <w:proofErr w:type="spellStart"/>
-      <w:r>
-        <w:rPr>
-          <w:rFonts w:ascii="Arial" w:eastAsia="Times New Roman" w:hAnsi="Arial" w:cs="Arial"/>
-          <w:sz w:val="24"/>
-          <w:szCs w:val="24"/>
-        </w:rPr>
-        <w:t>Puluh</w:t>
-      </w:r>
-      <w:proofErr w:type="spellEnd"/>
-      <w:r>
-        <w:rPr>
-          <w:rFonts w:ascii="Arial" w:eastAsia="Times New Roman" w:hAnsi="Arial" w:cs="Arial"/>
-          <w:sz w:val="24"/>
-          <w:szCs w:val="24"/>
-        </w:rPr>
-        <w:t xml:space="preserve"> </w:t>
-      </w:r>
-      <w:proofErr w:type="spellStart"/>
-      <w:r>
-        <w:rPr>
-          <w:rFonts w:ascii="Arial" w:eastAsia="Times New Roman" w:hAnsi="Arial" w:cs="Arial"/>
-          <w:sz w:val="24"/>
-          <w:szCs w:val="24"/>
-        </w:rPr>
-        <w:t>Enam</w:t>
-      </w:r>
-      <w:proofErr w:type="spellEnd"/>
-      <w:r>
-        <w:rPr>
-          <w:rFonts w:ascii="Arial" w:eastAsia="Times New Roman" w:hAnsi="Arial" w:cs="Arial"/>
-          <w:sz w:val="24"/>
-          <w:szCs w:val="24"/>
-        </w:rPr>
-        <w:t xml:space="preserve">, </w:t>
-      </w:r>
-      <w:proofErr w:type="spellStart"/>
-      <w:r>
-        <w:rPr>
-          <w:rFonts w:ascii="Arial" w:eastAsia="Times New Roman" w:hAnsi="Arial" w:cs="Arial"/>
-          <w:sz w:val="24"/>
-          <w:szCs w:val="24"/>
-        </w:rPr>
-        <w:t>bertempat</w:t>
-      </w:r>
-      <w:proofErr w:type="spellEnd"/>
-      <w:r>
-        <w:rPr>
-          <w:rFonts w:ascii="Arial" w:eastAsia="Times New Roman" w:hAnsi="Arial" w:cs="Arial"/>
-          <w:sz w:val="24"/>
-          <w:szCs w:val="24"/>
-        </w:rPr>
-        <w:t xml:space="preserve"> di </w:t>
-      </w:r>
-      <w:proofErr w:type="spellStart"/>
-      <w:r>
-        <w:rPr>
-          <w:rFonts w:ascii="Arial" w:eastAsia="Times New Roman" w:hAnsi="Arial" w:cs="Arial"/>
-          <w:sz w:val="24"/>
-          <w:szCs w:val="24"/>
-        </w:rPr>
-        <w:t>Laboratorium</w:t>
-      </w:r>
-      <w:proofErr w:type="spellEnd"/>
-      <w:r>
-        <w:rPr>
-          <w:rFonts w:ascii="Arial" w:eastAsia="Times New Roman" w:hAnsi="Arial" w:cs="Arial"/>
-          <w:sz w:val="24"/>
-          <w:szCs w:val="24"/>
-        </w:rPr>
-        <w:t xml:space="preserve"> ................................................... FKIK </w:t>
-      </w:r>
-      <w:proofErr w:type="spellStart"/>
-      <w:r>
-        <w:rPr>
-          <w:rFonts w:ascii="Arial" w:eastAsia="Times New Roman" w:hAnsi="Arial" w:cs="Arial"/>
-          <w:sz w:val="24"/>
-          <w:szCs w:val="24"/>
-        </w:rPr>
-        <w:t>Ukrida</w:t>
-      </w:r>
-      <w:proofErr w:type="spellEnd"/>
-      <w:r>
-        <w:rPr>
-          <w:rFonts w:ascii="Arial" w:eastAsia="Times New Roman" w:hAnsi="Arial" w:cs="Arial"/>
-          <w:sz w:val="24"/>
-          <w:szCs w:val="24"/>
-        </w:rPr>
-        <w:t xml:space="preserve">, </w:t>
-      </w:r>
-      <w:proofErr w:type="spellStart"/>
-      <w:r>
-        <w:rPr>
-          <w:rFonts w:ascii="Arial" w:eastAsia="Times New Roman" w:hAnsi="Arial" w:cs="Arial"/>
-          <w:sz w:val="24"/>
-          <w:szCs w:val="24"/>
-        </w:rPr>
-        <w:t>telah</w:t>
-      </w:r>
-      <w:proofErr w:type="spellEnd"/>
-      <w:r>
-        <w:rPr>
-          <w:rFonts w:ascii="Arial" w:eastAsia="Times New Roman" w:hAnsi="Arial" w:cs="Arial"/>
-          <w:sz w:val="24"/>
-          <w:szCs w:val="24"/>
-        </w:rPr>
-        <w:t xml:space="preserve"> </w:t>
-      </w:r>
-      <w:proofErr w:type="spellStart"/>
-      <w:r>
-        <w:rPr>
-          <w:rFonts w:ascii="Arial" w:eastAsia="Times New Roman" w:hAnsi="Arial" w:cs="Arial"/>
-          <w:sz w:val="24"/>
-          <w:szCs w:val="24"/>
-        </w:rPr>
-        <w:t>dilaksanakan</w:t>
-      </w:r>
-      <w:proofErr w:type="spellEnd"/>
-      <w:r>
-        <w:rPr>
-          <w:rFonts w:ascii="Arial" w:eastAsia="Times New Roman" w:hAnsi="Arial" w:cs="Arial"/>
-          <w:sz w:val="24"/>
-          <w:szCs w:val="24"/>
-        </w:rPr>
-        <w:t xml:space="preserve"> </w:t>
-      </w:r>
-      <w:proofErr w:type="spellStart"/>
-      <w:r>
-        <w:rPr>
-          <w:rFonts w:ascii="Arial" w:eastAsia="Times New Roman" w:hAnsi="Arial" w:cs="Arial"/>
-          <w:sz w:val="24"/>
-          <w:szCs w:val="24"/>
-        </w:rPr>
-        <w:t>pemusnahan</w:t>
-      </w:r>
-      <w:proofErr w:type="spellEnd"/>
-      <w:r>
-        <w:rPr>
-          <w:rFonts w:ascii="Arial" w:eastAsia="Times New Roman" w:hAnsi="Arial" w:cs="Arial"/>
-          <w:sz w:val="24"/>
-          <w:szCs w:val="24"/>
-        </w:rPr>
-        <w:t xml:space="preserve"> (</w:t>
-      </w:r>
-      <w:proofErr w:type="spellStart"/>
-      <w:r>
-        <w:rPr>
-          <w:rFonts w:ascii="Arial" w:eastAsia="Times New Roman" w:hAnsi="Arial" w:cs="Arial"/>
-          <w:sz w:val="24"/>
-          <w:szCs w:val="24"/>
-        </w:rPr>
-        <w:t>terminasi</w:t>
-      </w:r>
-      <w:proofErr w:type="spellEnd"/>
-      <w:r>
-        <w:rPr>
-          <w:rFonts w:ascii="Arial" w:eastAsia="Times New Roman" w:hAnsi="Arial" w:cs="Arial"/>
-          <w:sz w:val="24"/>
-          <w:szCs w:val="24"/>
-        </w:rPr>
-        <w:t>/</w:t>
-      </w:r>
-      <w:proofErr w:type="spellStart"/>
-      <w:r>
-        <w:rPr>
-          <w:rFonts w:ascii="Arial" w:eastAsia="Times New Roman" w:hAnsi="Arial" w:cs="Arial"/>
-          <w:sz w:val="24"/>
-          <w:szCs w:val="24"/>
-        </w:rPr>
-        <w:t>eutanasia</w:t>
-      </w:r>
-      <w:proofErr w:type="spellEnd"/>
-      <w:r>
-        <w:rPr>
-          <w:rFonts w:ascii="Arial" w:eastAsia="Times New Roman" w:hAnsi="Arial" w:cs="Arial"/>
-          <w:sz w:val="24"/>
-          <w:szCs w:val="24"/>
-        </w:rPr>
-        <w:t xml:space="preserve">) </w:t>
-      </w:r>
-      <w:proofErr w:type="spellStart"/>
-      <w:r>
-        <w:rPr>
-          <w:rFonts w:ascii="Arial" w:eastAsia="Times New Roman" w:hAnsi="Arial" w:cs="Arial"/>
-          <w:sz w:val="24"/>
-          <w:szCs w:val="24"/>
-        </w:rPr>
-        <w:t>hewan</w:t>
-      </w:r>
-      <w:proofErr w:type="spellEnd"/>
-      <w:r>
-        <w:rPr>
-          <w:rFonts w:ascii="Arial" w:eastAsia="Times New Roman" w:hAnsi="Arial" w:cs="Arial"/>
-          <w:sz w:val="24"/>
-          <w:szCs w:val="24"/>
-        </w:rPr>
-        <w:t xml:space="preserve"> </w:t>
-      </w:r>
-      <w:proofErr w:type="spellStart"/>
-      <w:r>
-        <w:rPr>
-          <w:rFonts w:ascii="Arial" w:eastAsia="Times New Roman" w:hAnsi="Arial" w:cs="Arial"/>
-          <w:sz w:val="24"/>
-          <w:szCs w:val="24"/>
-        </w:rPr>
-        <w:t>coba</w:t>
-      </w:r>
-      <w:proofErr w:type="spellEnd"/>
-      <w:r>
-        <w:rPr>
-          <w:rFonts w:ascii="Arial" w:eastAsia="Times New Roman" w:hAnsi="Arial" w:cs="Arial"/>
-          <w:sz w:val="24"/>
-          <w:szCs w:val="24"/>
-        </w:rPr>
-        <w:t xml:space="preserve"> </w:t>
-      </w:r>
-      <w:proofErr w:type="spellStart"/>
-      <w:r>
-        <w:rPr>
-          <w:rFonts w:ascii="Arial" w:eastAsia="Times New Roman" w:hAnsi="Arial" w:cs="Arial"/>
-          <w:sz w:val="24"/>
-          <w:szCs w:val="24"/>
-        </w:rPr>
-        <w:t>dalam</w:t>
-      </w:r>
-      <w:proofErr w:type="spellEnd"/>
-      <w:r>
-        <w:rPr>
-          <w:rFonts w:ascii="Arial" w:eastAsia="Times New Roman" w:hAnsi="Arial" w:cs="Arial"/>
-          <w:sz w:val="24"/>
-          <w:szCs w:val="24"/>
-        </w:rPr>
-        <w:t xml:space="preserve"> </w:t>
-      </w:r>
-      <w:proofErr w:type="spellStart"/>
-      <w:r>
-        <w:rPr>
-          <w:rFonts w:ascii="Arial" w:eastAsia="Times New Roman" w:hAnsi="Arial" w:cs="Arial"/>
-          <w:sz w:val="24"/>
-          <w:szCs w:val="24"/>
-        </w:rPr>
-        <w:t>rangka</w:t>
-      </w:r>
-      <w:proofErr w:type="spellEnd"/>
-      <w:r>
-        <w:rPr>
-          <w:rFonts w:ascii="Arial" w:eastAsia="Times New Roman" w:hAnsi="Arial" w:cs="Arial"/>
-          <w:sz w:val="24"/>
-          <w:szCs w:val="24"/>
-        </w:rPr>
-        <w:t xml:space="preserve"> </w:t>
-      </w:r>
-      <w:proofErr w:type="spellStart"/>
-      <w:r>
-        <w:rPr>
-          <w:rFonts w:ascii="Arial" w:eastAsia="Times New Roman" w:hAnsi="Arial" w:cs="Arial"/>
-          <w:sz w:val="24"/>
-          <w:szCs w:val="24"/>
-        </w:rPr>
-        <w:t>pelaksanaan</w:t>
-      </w:r>
-      <w:proofErr w:type="spellEnd"/>
-      <w:r>
-        <w:rPr>
-          <w:rFonts w:ascii="Arial" w:eastAsia="Times New Roman" w:hAnsi="Arial" w:cs="Arial"/>
-          <w:sz w:val="24"/>
-          <w:szCs w:val="24"/>
-        </w:rPr>
-        <w:t xml:space="preserve"> </w:t>
-      </w:r>
-      <w:proofErr w:type="spellStart"/>
-      <w:r>
-        <w:rPr>
-          <w:rFonts w:ascii="Arial" w:eastAsia="Times New Roman" w:hAnsi="Arial" w:cs="Arial"/>
-          <w:sz w:val="24"/>
-          <w:szCs w:val="24"/>
-        </w:rPr>
-        <w:t>penelitian</w:t>
-      </w:r>
-      <w:proofErr w:type="spellEnd"/>
-      <w:r>
-        <w:rPr>
-          <w:rFonts w:ascii="Arial" w:eastAsia="Times New Roman" w:hAnsi="Arial" w:cs="Arial"/>
-          <w:sz w:val="24"/>
-          <w:szCs w:val="24"/>
-        </w:rPr>
-        <w:t>.</w:t>
-      </w:r>
     </w:p>
     <w:p>
       <w:pPr>
         <w:spacing w:line="240" w:lineRule="auto"/>
+        <w:jc w:val="both"/>
+        <w:rPr>
+          <w:rFonts w:ascii="Arial" w:eastAsia="Times New Roman" w:hAnsi="Arial" w:cs="Arial"/>
+          <w:sz w:val="24"/>
+          <w:szCs w:val="24"/>
+        </w:rPr>
+      </w:pPr>
+      <w:r>
+        <w:rPr>
+          <w:rFonts w:ascii="Arial" w:eastAsia="Times New Roman" w:hAnsi="Arial" w:cs="Arial"/>
+          <w:sz w:val="24"/>
+          <w:szCs w:val="24"/>
+        </w:rPr>
+        <w:t xml:space="preserve">Pada </w:t>
+      </w:r>
+      <w:proofErr w:type="spellStart"/>
+      <w:r>
+        <w:rPr>
+          <w:rFonts w:ascii="Arial" w:eastAsia="Times New Roman" w:hAnsi="Arial" w:cs="Arial"/>
+          <w:sz w:val="24"/>
+          <w:szCs w:val="24"/>
+        </w:rPr>
+        <w:t>hari</w:t>
+      </w:r>
+      <w:proofErr w:type="spellEnd"/>
+      <w:r>
+        <w:rPr>
+          <w:rFonts w:ascii="Arial" w:eastAsia="Times New Roman" w:hAnsi="Arial" w:cs="Arial"/>
+          <w:sz w:val="24"/>
+          <w:szCs w:val="24"/>
+        </w:rPr>
+        <w:t xml:space="preserve"> ini, .................... </w:t>
+      </w:r>
+      <w:proofErr w:type="spellStart"/>
+      <w:r>
+        <w:rPr>
+          <w:rFonts w:ascii="Arial" w:eastAsia="Times New Roman" w:hAnsi="Arial" w:cs="Arial"/>
+          <w:sz w:val="24"/>
+          <w:szCs w:val="24"/>
+        </w:rPr>
+        <w:t>tanggal</w:t>
+      </w:r>
+      <w:proofErr w:type="spellEnd"/>
+      <w:r>
+        <w:rPr>
+          <w:rFonts w:ascii="Arial" w:eastAsia="Times New Roman" w:hAnsi="Arial" w:cs="Arial"/>
+          <w:sz w:val="24"/>
+          <w:szCs w:val="24"/>
+        </w:rPr>
+        <w:t xml:space="preserve"> .................... </w:t>
+      </w:r>
+      <w:proofErr w:type="spellStart"/>
+      <w:r>
+        <w:rPr>
+          <w:rFonts w:ascii="Arial" w:eastAsia="Times New Roman" w:hAnsi="Arial" w:cs="Arial"/>
+          <w:sz w:val="24"/>
+          <w:szCs w:val="24"/>
+        </w:rPr>
+        <w:t>bulan</w:t>
+      </w:r>
+      <w:proofErr w:type="spellEnd"/>
+      <w:r>
+        <w:rPr>
+          <w:rFonts w:ascii="Arial" w:eastAsia="Times New Roman" w:hAnsi="Arial" w:cs="Arial"/>
+          <w:sz w:val="24"/>
+          <w:szCs w:val="24"/>
+        </w:rPr>
+        <w:t xml:space="preserve"> .................... </w:t>
+      </w:r>
+      <w:proofErr w:type="spellStart"/>
+      <w:r>
+        <w:rPr>
+          <w:rFonts w:ascii="Arial" w:eastAsia="Times New Roman" w:hAnsi="Arial" w:cs="Arial"/>
+          <w:sz w:val="24"/>
+          <w:szCs w:val="24"/>
+        </w:rPr>
+        <w:t>tahun</w:t>
+      </w:r>
+      <w:proofErr w:type="spellEnd"/>
+      <w:r>
+        <w:rPr>
+          <w:rFonts w:ascii="Arial" w:eastAsia="Times New Roman" w:hAnsi="Arial" w:cs="Arial"/>
+          <w:sz w:val="24"/>
+          <w:szCs w:val="24"/>
+        </w:rPr>
+        <w:t xml:space="preserve"> </w:t>
+      </w:r>
+      <w:r>
+        <w:rPr>
+          <w:rFonts w:ascii="Arial" w:eastAsia="Times New Roman" w:hAnsi="Arial" w:cs="Arial"/>
+          <w:sz w:val="24"/>
+          <w:szCs w:val="24"/>
+        </w:rPr>
+        <w:t>……….</w:t>
+      </w:r>
+      <w:r>
+        <w:rPr>
+          <w:rFonts w:ascii="Arial" w:eastAsia="Times New Roman" w:hAnsi="Arial" w:cs="Arial"/>
+          <w:sz w:val="24"/>
+          <w:szCs w:val="24"/>
+        </w:rPr>
+        <w:t xml:space="preserve">, </w:t>
+      </w:r>
+      <w:proofErr w:type="spellStart"/>
+      <w:r>
+        <w:rPr>
+          <w:rFonts w:ascii="Arial" w:eastAsia="Times New Roman" w:hAnsi="Arial" w:cs="Arial"/>
+          <w:sz w:val="24"/>
+          <w:szCs w:val="24"/>
+        </w:rPr>
+        <w:t>bertempat</w:t>
+      </w:r>
+      <w:proofErr w:type="spellEnd"/>
+      <w:r>
+        <w:rPr>
+          <w:rFonts w:ascii="Arial" w:eastAsia="Times New Roman" w:hAnsi="Arial" w:cs="Arial"/>
+          <w:sz w:val="24"/>
+          <w:szCs w:val="24"/>
+        </w:rPr>
+        <w:t xml:space="preserve"> di </w:t>
+      </w:r>
+      <w:proofErr w:type="spellStart"/>
+      <w:r>
+        <w:rPr>
+          <w:rFonts w:ascii="Arial" w:eastAsia="Times New Roman" w:hAnsi="Arial" w:cs="Arial"/>
+          <w:sz w:val="24"/>
+          <w:szCs w:val="24"/>
+        </w:rPr>
+        <w:t>Laboratorium</w:t>
+      </w:r>
+      <w:proofErr w:type="spellEnd"/>
+      <w:r>
+        <w:rPr>
+          <w:rFonts w:ascii="Arial" w:eastAsia="Times New Roman" w:hAnsi="Arial" w:cs="Arial"/>
+          <w:sz w:val="24"/>
+          <w:szCs w:val="24"/>
+        </w:rPr>
+        <w:t xml:space="preserve"> ................................................... FKIK </w:t>
+      </w:r>
+      <w:proofErr w:type="spellStart"/>
+      <w:r>
+        <w:rPr>
+          <w:rFonts w:ascii="Arial" w:eastAsia="Times New Roman" w:hAnsi="Arial" w:cs="Arial"/>
+          <w:sz w:val="24"/>
+          <w:szCs w:val="24"/>
+        </w:rPr>
+        <w:t>Ukrida</w:t>
+      </w:r>
+      <w:proofErr w:type="spellEnd"/>
+      <w:r>
+        <w:rPr>
+          <w:rFonts w:ascii="Arial" w:eastAsia="Times New Roman" w:hAnsi="Arial" w:cs="Arial"/>
+          <w:sz w:val="24"/>
+          <w:szCs w:val="24"/>
+        </w:rPr>
+        <w:t xml:space="preserve">, </w:t>
+      </w:r>
+      <w:proofErr w:type="spellStart"/>
+      <w:r>
+        <w:rPr>
+          <w:rFonts w:ascii="Arial" w:eastAsia="Times New Roman" w:hAnsi="Arial" w:cs="Arial"/>
+          <w:sz w:val="24"/>
+          <w:szCs w:val="24"/>
+        </w:rPr>
+        <w:t>telah</w:t>
+      </w:r>
+      <w:proofErr w:type="spellEnd"/>
+      <w:r>
+        <w:rPr>
+          <w:rFonts w:ascii="Arial" w:eastAsia="Times New Roman" w:hAnsi="Arial" w:cs="Arial"/>
+          <w:sz w:val="24"/>
+          <w:szCs w:val="24"/>
+        </w:rPr>
+        <w:t xml:space="preserve"> </w:t>
+      </w:r>
+      <w:proofErr w:type="spellStart"/>
+      <w:r>
+        <w:rPr>
+          <w:rFonts w:ascii="Arial" w:eastAsia="Times New Roman" w:hAnsi="Arial" w:cs="Arial"/>
+          <w:sz w:val="24"/>
+          <w:szCs w:val="24"/>
+        </w:rPr>
+        <w:t>dilaksanakan</w:t>
+      </w:r>
+      <w:proofErr w:type="spellEnd"/>
+      <w:r>
+        <w:rPr>
+          <w:rFonts w:ascii="Arial" w:eastAsia="Times New Roman" w:hAnsi="Arial" w:cs="Arial"/>
+          <w:sz w:val="24"/>
+          <w:szCs w:val="24"/>
+        </w:rPr>
+        <w:t xml:space="preserve"> </w:t>
+      </w:r>
+      <w:proofErr w:type="spellStart"/>
+      <w:r>
+        <w:rPr>
+          <w:rFonts w:ascii="Arial" w:eastAsia="Times New Roman" w:hAnsi="Arial" w:cs="Arial"/>
+          <w:sz w:val="24"/>
+          <w:szCs w:val="24"/>
+        </w:rPr>
+        <w:t>pemusnahan</w:t>
+      </w:r>
+      <w:proofErr w:type="spellEnd"/>
+      <w:r>
+        <w:rPr>
+          <w:rFonts w:ascii="Arial" w:eastAsia="Times New Roman" w:hAnsi="Arial" w:cs="Arial"/>
+          <w:sz w:val="24"/>
+          <w:szCs w:val="24"/>
+        </w:rPr>
+        <w:t xml:space="preserve"> (</w:t>
+      </w:r>
+      <w:proofErr w:type="spellStart"/>
+      <w:r>
+        <w:rPr>
+          <w:rFonts w:ascii="Arial" w:eastAsia="Times New Roman" w:hAnsi="Arial" w:cs="Arial"/>
+          <w:sz w:val="24"/>
+          <w:szCs w:val="24"/>
+        </w:rPr>
+        <w:t>terminasi</w:t>
+      </w:r>
+      <w:proofErr w:type="spellEnd"/>
+      <w:r>
+        <w:rPr>
+          <w:rFonts w:ascii="Arial" w:eastAsia="Times New Roman" w:hAnsi="Arial" w:cs="Arial"/>
+          <w:sz w:val="24"/>
+          <w:szCs w:val="24"/>
+        </w:rPr>
+        <w:t>/</w:t>
+      </w:r>
+      <w:proofErr w:type="spellStart"/>
+      <w:r>
+        <w:rPr>
+          <w:rFonts w:ascii="Arial" w:eastAsia="Times New Roman" w:hAnsi="Arial" w:cs="Arial"/>
+          <w:sz w:val="24"/>
+          <w:szCs w:val="24"/>
+        </w:rPr>
+        <w:t>eutanasia</w:t>
+      </w:r>
+      <w:proofErr w:type="spellEnd"/>
+      <w:r>
+        <w:rPr>
+          <w:rFonts w:ascii="Arial" w:eastAsia="Times New Roman" w:hAnsi="Arial" w:cs="Arial"/>
+          <w:sz w:val="24"/>
+          <w:szCs w:val="24"/>
+        </w:rPr>
+        <w:t xml:space="preserve">) </w:t>
+      </w:r>
+      <w:proofErr w:type="spellStart"/>
+      <w:r>
+        <w:rPr>
+          <w:rFonts w:ascii="Arial" w:eastAsia="Times New Roman" w:hAnsi="Arial" w:cs="Arial"/>
+          <w:sz w:val="24"/>
+          <w:szCs w:val="24"/>
+        </w:rPr>
+        <w:t>hewan</w:t>
+      </w:r>
+      <w:proofErr w:type="spellEnd"/>
+      <w:r>
+        <w:rPr>
+          <w:rFonts w:ascii="Arial" w:eastAsia="Times New Roman" w:hAnsi="Arial" w:cs="Arial"/>
+          <w:sz w:val="24"/>
+          <w:szCs w:val="24"/>
+        </w:rPr>
+        <w:t xml:space="preserve"> </w:t>
+      </w:r>
+      <w:proofErr w:type="spellStart"/>
+      <w:r>
+        <w:rPr>
+          <w:rFonts w:ascii="Arial" w:eastAsia="Times New Roman" w:hAnsi="Arial" w:cs="Arial"/>
+          <w:sz w:val="24"/>
+          <w:szCs w:val="24"/>
+        </w:rPr>
+        <w:t>coba</w:t>
+      </w:r>
+      <w:proofErr w:type="spellEnd"/>
+      <w:r>
+        <w:rPr>
+          <w:rFonts w:ascii="Arial" w:eastAsia="Times New Roman" w:hAnsi="Arial" w:cs="Arial"/>
+          <w:sz w:val="24"/>
+          <w:szCs w:val="24"/>
+        </w:rPr>
+        <w:t xml:space="preserve"> </w:t>
+      </w:r>
+      <w:proofErr w:type="spellStart"/>
+      <w:r>
+        <w:rPr>
+          <w:rFonts w:ascii="Arial" w:eastAsia="Times New Roman" w:hAnsi="Arial" w:cs="Arial"/>
+          <w:sz w:val="24"/>
+          <w:szCs w:val="24"/>
+        </w:rPr>
+        <w:t>dalam</w:t>
+      </w:r>
+      <w:proofErr w:type="spellEnd"/>
+      <w:r>
+        <w:rPr>
+          <w:rFonts w:ascii="Arial" w:eastAsia="Times New Roman" w:hAnsi="Arial" w:cs="Arial"/>
+          <w:sz w:val="24"/>
+          <w:szCs w:val="24"/>
+        </w:rPr>
+        <w:t xml:space="preserve"> </w:t>
+      </w:r>
+      <w:proofErr w:type="spellStart"/>
+      <w:r>
+        <w:rPr>
+          <w:rFonts w:ascii="Arial" w:eastAsia="Times New Roman" w:hAnsi="Arial" w:cs="Arial"/>
+          <w:sz w:val="24"/>
+          <w:szCs w:val="24"/>
+        </w:rPr>
+        <w:t>rangka</w:t>
+      </w:r>
+      <w:proofErr w:type="spellEnd"/>
+      <w:r>
+        <w:rPr>
+          <w:rFonts w:ascii="Arial" w:eastAsia="Times New Roman" w:hAnsi="Arial" w:cs="Arial"/>
+          <w:sz w:val="24"/>
+          <w:szCs w:val="24"/>
+        </w:rPr>
+        <w:t xml:space="preserve"> </w:t>
+      </w:r>
+      <w:proofErr w:type="spellStart"/>
+      <w:r>
+        <w:rPr>
+          <w:rFonts w:ascii="Arial" w:eastAsia="Times New Roman" w:hAnsi="Arial" w:cs="Arial"/>
+          <w:sz w:val="24"/>
+          <w:szCs w:val="24"/>
+        </w:rPr>
+        <w:t>pelaksanaan</w:t>
+      </w:r>
+      <w:proofErr w:type="spellEnd"/>
+      <w:r>
+        <w:rPr>
+          <w:rFonts w:ascii="Arial" w:eastAsia="Times New Roman" w:hAnsi="Arial" w:cs="Arial"/>
+          <w:sz w:val="24"/>
+          <w:szCs w:val="24"/>
+        </w:rPr>
+        <w:t xml:space="preserve"> </w:t>
+      </w:r>
+      <w:proofErr w:type="spellStart"/>
+      <w:r>
+        <w:rPr>
+          <w:rFonts w:ascii="Arial" w:eastAsia="Times New Roman" w:hAnsi="Arial" w:cs="Arial"/>
+          <w:sz w:val="24"/>
+          <w:szCs w:val="24"/>
+        </w:rPr>
+        <w:t>penelitian</w:t>
+      </w:r>
+      <w:proofErr w:type="spellEnd"/>
+      <w:r>
+        <w:rPr>
+          <w:rFonts w:ascii="Arial" w:eastAsia="Times New Roman" w:hAnsi="Arial" w:cs="Arial"/>
+          <w:sz w:val="24"/>
+          <w:szCs w:val="24"/>
+        </w:rPr>
+        <w:t>.</w:t>
+      </w:r>
+    </w:p>
+    <w:p>
+      <w:pPr>
+        <w:spacing w:line="240" w:lineRule="auto"/>
+        <w:jc w:val="both"/>
         <w:rPr>
           <w:rFonts w:ascii="Arial" w:eastAsia="Times New Roman" w:hAnsi="Arial" w:cs="Arial"/>
           <w:sz w:val="24"/>
@@ -517,6 +438,7 @@
           <w:numId w:val="1"/>
         </w:numPr>
         <w:spacing w:after="0" w:line="240" w:lineRule="auto"/>
+        <w:jc w:val="both"/>
         <w:rPr>
           <w:rFonts w:ascii="Arial" w:eastAsia="Times New Roman" w:hAnsi="Arial" w:cs="Arial"/>
           <w:sz w:val="24"/>
@@ -545,7 +467,6 @@
         </w:rPr>
         <w:t xml:space="preserve"> </w:t>
       </w:r>
-      <w:proofErr w:type="spellStart"/>
       <w:proofErr w:type="gramStart"/>
       <w:r>
         <w:rPr>
@@ -557,7 +478,6 @@
         </w:rPr>
         <w:t>Penelitian</w:t>
       </w:r>
-      <w:proofErr w:type="spellEnd"/>
       <w:r>
         <w:rPr>
           <w:rFonts w:ascii="Arial" w:eastAsia="Times New Roman" w:hAnsi="Arial" w:cs="Arial"/>
@@ -583,6 +503,7 @@
           <w:numId w:val="1"/>
         </w:numPr>
         <w:spacing w:after="0" w:line="240" w:lineRule="auto"/>
+        <w:jc w:val="both"/>
         <w:rPr>
           <w:rFonts w:ascii="Arial" w:eastAsia="Times New Roman" w:hAnsi="Arial" w:cs="Arial"/>
           <w:sz w:val="24"/>
@@ -611,57 +532,23 @@
         </w:rPr>
         <w:t xml:space="preserve"> </w:t>
       </w:r>
-      <w:proofErr w:type="spellStart"/>
-      <w:r>
-        <w:rPr>
-          <w:rFonts w:ascii="Arial" w:eastAsia="Times New Roman" w:hAnsi="Arial" w:cs="Arial"/>
-          <w:b/>
-          <w:bCs/>
-          <w:sz w:val="24"/>
-          <w:szCs w:val="24"/>
-        </w:rPr>
-        <w:t>Klirens</w:t>
-      </w:r>
-      <w:proofErr w:type="spellEnd"/>
-      <w:r>
-        <w:rPr>
-          <w:rFonts w:ascii="Arial" w:eastAsia="Times New Roman" w:hAnsi="Arial" w:cs="Arial"/>
-          <w:b/>
-          <w:bCs/>
-          <w:sz w:val="24"/>
-          <w:szCs w:val="24"/>
-        </w:rPr>
-        <w:t xml:space="preserve"> </w:t>
-      </w:r>
-      <w:proofErr w:type="spellStart"/>
-      <w:proofErr w:type="gramStart"/>
-      <w:r>
-        <w:rPr>
-          <w:rFonts w:ascii="Arial" w:eastAsia="Times New Roman" w:hAnsi="Arial" w:cs="Arial"/>
-          <w:b/>
-          <w:bCs/>
-          <w:sz w:val="24"/>
-          <w:szCs w:val="24"/>
-        </w:rPr>
-        <w:t>Etik</w:t>
-      </w:r>
-      <w:proofErr w:type="spellEnd"/>
-      <w:r>
-        <w:rPr>
-          <w:rFonts w:ascii="Arial" w:eastAsia="Times New Roman" w:hAnsi="Arial" w:cs="Arial"/>
-          <w:sz w:val="24"/>
-          <w:szCs w:val="24"/>
-        </w:rPr>
-        <w:t xml:space="preserve"> :</w:t>
-      </w:r>
-      <w:proofErr w:type="gramEnd"/>
-      <w:r>
-        <w:rPr>
-          <w:rFonts w:ascii="Arial" w:eastAsia="Times New Roman" w:hAnsi="Arial" w:cs="Arial"/>
-          <w:sz w:val="24"/>
-          <w:szCs w:val="24"/>
-        </w:rPr>
-        <w:t xml:space="preserve"> ............................................................................................</w:t>
+      <w:r>
+        <w:rPr>
+          <w:rFonts w:ascii="Arial" w:eastAsia="Times New Roman" w:hAnsi="Arial" w:cs="Arial"/>
+          <w:b/>
+          <w:bCs/>
+          <w:sz w:val="24"/>
+          <w:szCs w:val="24"/>
+        </w:rPr>
+        <w:t>SLKE</w:t>
+      </w:r>
+      <w:r>
+        <w:rPr>
+          <w:rFonts w:ascii="Arial" w:eastAsia="Times New Roman" w:hAnsi="Arial" w:cs="Arial"/>
+          <w:sz w:val="24"/>
+          <w:szCs w:val="24"/>
+        </w:rPr>
+        <w:t>: ............................................................................................</w:t>
       </w:r>
     </w:p>
     <w:p>
@@ -671,6 +558,7 @@
           <w:numId w:val="1"/>
         </w:numPr>
         <w:spacing w:after="0" w:line="240" w:lineRule="auto"/>
+        <w:jc w:val="both"/>
         <w:rPr>
           <w:rFonts w:ascii="Arial" w:eastAsia="Times New Roman" w:hAnsi="Arial" w:cs="Arial"/>
           <w:sz w:val="24"/>
@@ -735,6 +623,7 @@
           <w:numId w:val="1"/>
         </w:numPr>
         <w:spacing w:after="0" w:line="240" w:lineRule="auto"/>
+        <w:jc w:val="both"/>
         <w:rPr>
           <w:rFonts w:ascii="Arial" w:eastAsia="Times New Roman" w:hAnsi="Arial" w:cs="Arial"/>
           <w:sz w:val="24"/>
@@ -861,6 +750,7 @@
     <w:p>
       <w:pPr>
         <w:spacing w:line="240" w:lineRule="auto"/>
+        <w:jc w:val="both"/>
         <w:rPr>
           <w:rFonts w:ascii="Arial" w:eastAsia="Times New Roman" w:hAnsi="Arial" w:cs="Arial"/>
           <w:sz w:val="24"/>
@@ -885,6 +775,7 @@
           <w:numId w:val="2"/>
         </w:numPr>
         <w:spacing w:after="0" w:line="240" w:lineRule="auto"/>
+        <w:jc w:val="both"/>
         <w:rPr>
           <w:rFonts w:ascii="Arial" w:eastAsia="Times New Roman" w:hAnsi="Arial" w:cs="Arial"/>
           <w:sz w:val="24"/>
@@ -1009,6 +900,7 @@
           <w:numId w:val="2"/>
         </w:numPr>
         <w:spacing w:after="0" w:line="240" w:lineRule="auto"/>
+        <w:jc w:val="both"/>
         <w:rPr>
           <w:rFonts w:ascii="Arial" w:eastAsia="Times New Roman" w:hAnsi="Arial" w:cs="Arial"/>
           <w:sz w:val="24"/>
@@ -1073,6 +965,7 @@
           <w:numId w:val="2"/>
         </w:numPr>
         <w:spacing w:after="0" w:line="240" w:lineRule="auto"/>
+        <w:jc w:val="both"/>
         <w:rPr>
           <w:rFonts w:ascii="Arial" w:eastAsia="Times New Roman" w:hAnsi="Arial" w:cs="Arial"/>
           <w:sz w:val="24"/>
@@ -1101,7 +994,6 @@
         </w:rPr>
         <w:t xml:space="preserve"> </w:t>
       </w:r>
-      <w:proofErr w:type="spellStart"/>
       <w:proofErr w:type="gramStart"/>
       <w:r>
         <w:rPr>
@@ -1113,7 +1005,6 @@
         </w:rPr>
         <w:t>Hewan</w:t>
       </w:r>
-      <w:proofErr w:type="spellEnd"/>
       <w:r>
         <w:rPr>
           <w:rFonts w:ascii="Arial" w:eastAsia="Times New Roman" w:hAnsi="Arial" w:cs="Arial"/>
@@ -1229,6 +1120,7 @@
           <w:numId w:val="2"/>
         </w:numPr>
         <w:spacing w:after="0" w:line="240" w:lineRule="auto"/>
+        <w:jc w:val="both"/>
         <w:rPr>
           <w:rFonts w:ascii="Arial" w:eastAsia="Times New Roman" w:hAnsi="Arial" w:cs="Arial"/>
           <w:sz w:val="24"/>
@@ -1343,6 +1235,7 @@
     <w:p>
       <w:pPr>
         <w:spacing w:line="240" w:lineRule="auto"/>
+        <w:jc w:val="both"/>
         <w:rPr>
           <w:rFonts w:ascii="Arial" w:eastAsia="Times New Roman" w:hAnsi="Arial" w:cs="Arial"/>
           <w:sz w:val="24"/>
@@ -1735,6 +1628,7 @@
           <w:numId w:val="3"/>
         </w:numPr>
         <w:spacing w:after="0" w:line="240" w:lineRule="auto"/>
+        <w:jc w:val="both"/>
         <w:rPr>
           <w:rFonts w:ascii="Arial" w:eastAsia="Times New Roman" w:hAnsi="Arial" w:cs="Arial"/>
           <w:sz w:val="24"/>
@@ -1893,6 +1787,7 @@
           <w:numId w:val="3"/>
         </w:numPr>
         <w:spacing w:after="0" w:line="240" w:lineRule="auto"/>
+        <w:jc w:val="both"/>
         <w:rPr>
           <w:rFonts w:ascii="Arial" w:eastAsia="Times New Roman" w:hAnsi="Arial" w:cs="Arial"/>
           <w:sz w:val="24"/>
@@ -2015,6 +1910,7 @@
           <w:numId w:val="3"/>
         </w:numPr>
         <w:spacing w:after="0" w:line="240" w:lineRule="auto"/>
+        <w:jc w:val="both"/>
         <w:rPr>
           <w:rFonts w:ascii="Arial" w:eastAsia="Times New Roman" w:hAnsi="Arial" w:cs="Arial"/>
           <w:sz w:val="24"/>
@@ -2259,6 +2155,7 @@
           <w:numId w:val="3"/>
         </w:numPr>
         <w:spacing w:after="0" w:line="240" w:lineRule="auto"/>
+        <w:jc w:val="both"/>
         <w:rPr>
           <w:rFonts w:ascii="Arial" w:eastAsia="Times New Roman" w:hAnsi="Arial" w:cs="Arial"/>
           <w:sz w:val="24"/>
@@ -2305,6 +2202,7 @@
     <w:p>
       <w:pPr>
         <w:spacing w:line="240" w:lineRule="auto"/>
+        <w:jc w:val="both"/>
         <w:rPr>
           <w:rFonts w:ascii="Arial" w:eastAsia="Times New Roman" w:hAnsi="Arial" w:cs="Arial"/>
           <w:sz w:val="24"/>
@@ -2535,128 +2433,137 @@
           <w:numId w:val="4"/>
         </w:numPr>
         <w:spacing w:after="0" w:line="240" w:lineRule="auto"/>
-        <w:rPr>
-          <w:rFonts w:ascii="Arial" w:eastAsia="Times New Roman" w:hAnsi="Arial" w:cs="Arial"/>
-          <w:sz w:val="24"/>
-          <w:szCs w:val="24"/>
-        </w:rPr>
-      </w:pPr>
-      <w:proofErr w:type="spellStart"/>
-      <w:r>
-        <w:rPr>
-          <w:rFonts w:ascii="Arial" w:eastAsia="Times New Roman" w:hAnsi="Arial" w:cs="Arial"/>
-          <w:sz w:val="24"/>
-          <w:szCs w:val="24"/>
-        </w:rPr>
-        <w:t>Dimasukkan</w:t>
-      </w:r>
-      <w:proofErr w:type="spellEnd"/>
-      <w:r>
-        <w:rPr>
-          <w:rFonts w:ascii="Arial" w:eastAsia="Times New Roman" w:hAnsi="Arial" w:cs="Arial"/>
-          <w:sz w:val="24"/>
-          <w:szCs w:val="24"/>
-        </w:rPr>
-        <w:t xml:space="preserve"> </w:t>
-      </w:r>
-      <w:proofErr w:type="spellStart"/>
-      <w:r>
-        <w:rPr>
-          <w:rFonts w:ascii="Arial" w:eastAsia="Times New Roman" w:hAnsi="Arial" w:cs="Arial"/>
-          <w:sz w:val="24"/>
-          <w:szCs w:val="24"/>
-        </w:rPr>
-        <w:t>ke</w:t>
-      </w:r>
-      <w:proofErr w:type="spellEnd"/>
-      <w:r>
-        <w:rPr>
-          <w:rFonts w:ascii="Arial" w:eastAsia="Times New Roman" w:hAnsi="Arial" w:cs="Arial"/>
-          <w:sz w:val="24"/>
-          <w:szCs w:val="24"/>
-        </w:rPr>
-        <w:t xml:space="preserve"> </w:t>
-      </w:r>
-      <w:proofErr w:type="spellStart"/>
-      <w:r>
-        <w:rPr>
-          <w:rFonts w:ascii="Arial" w:eastAsia="Times New Roman" w:hAnsi="Arial" w:cs="Arial"/>
-          <w:sz w:val="24"/>
-          <w:szCs w:val="24"/>
-        </w:rPr>
-        <w:t>dalam</w:t>
-      </w:r>
-      <w:proofErr w:type="spellEnd"/>
-      <w:r>
-        <w:rPr>
-          <w:rFonts w:ascii="Arial" w:eastAsia="Times New Roman" w:hAnsi="Arial" w:cs="Arial"/>
-          <w:sz w:val="24"/>
-          <w:szCs w:val="24"/>
-        </w:rPr>
-        <w:t xml:space="preserve"> </w:t>
-      </w:r>
-      <w:proofErr w:type="spellStart"/>
-      <w:r>
-        <w:rPr>
-          <w:rFonts w:ascii="Arial" w:eastAsia="Times New Roman" w:hAnsi="Arial" w:cs="Arial"/>
-          <w:sz w:val="24"/>
-          <w:szCs w:val="24"/>
-        </w:rPr>
-        <w:t>kantong</w:t>
-      </w:r>
-      <w:proofErr w:type="spellEnd"/>
-      <w:r>
-        <w:rPr>
-          <w:rFonts w:ascii="Arial" w:eastAsia="Times New Roman" w:hAnsi="Arial" w:cs="Arial"/>
-          <w:sz w:val="24"/>
-          <w:szCs w:val="24"/>
-        </w:rPr>
-        <w:t xml:space="preserve"> </w:t>
-      </w:r>
-      <w:proofErr w:type="spellStart"/>
-      <w:r>
-        <w:rPr>
-          <w:rFonts w:ascii="Arial" w:eastAsia="Times New Roman" w:hAnsi="Arial" w:cs="Arial"/>
-          <w:sz w:val="24"/>
-          <w:szCs w:val="24"/>
-        </w:rPr>
-        <w:t>plastik</w:t>
-      </w:r>
-      <w:proofErr w:type="spellEnd"/>
-      <w:r>
-        <w:rPr>
-          <w:rFonts w:ascii="Arial" w:eastAsia="Times New Roman" w:hAnsi="Arial" w:cs="Arial"/>
-          <w:sz w:val="24"/>
-          <w:szCs w:val="24"/>
-        </w:rPr>
-        <w:t xml:space="preserve"> biohazard </w:t>
-      </w:r>
-      <w:proofErr w:type="spellStart"/>
-      <w:r>
-        <w:rPr>
-          <w:rFonts w:ascii="Arial" w:eastAsia="Times New Roman" w:hAnsi="Arial" w:cs="Arial"/>
-          <w:sz w:val="24"/>
-          <w:szCs w:val="24"/>
-        </w:rPr>
-        <w:t>medis</w:t>
-      </w:r>
-      <w:proofErr w:type="spellEnd"/>
-      <w:r>
-        <w:rPr>
-          <w:rFonts w:ascii="Arial" w:eastAsia="Times New Roman" w:hAnsi="Arial" w:cs="Arial"/>
-          <w:sz w:val="24"/>
-          <w:szCs w:val="24"/>
-        </w:rPr>
-        <w:t xml:space="preserve"> </w:t>
-      </w:r>
-      <w:proofErr w:type="spellStart"/>
-      <w:r>
-        <w:rPr>
-          <w:rFonts w:ascii="Arial" w:eastAsia="Times New Roman" w:hAnsi="Arial" w:cs="Arial"/>
-          <w:sz w:val="24"/>
-          <w:szCs w:val="24"/>
-        </w:rPr>
-        <w:t>berlapis</w:t>
+        <w:jc w:val="both"/>
+        <w:rPr>
+          <w:rFonts w:ascii="Arial" w:eastAsia="Times New Roman" w:hAnsi="Arial" w:cs="Arial"/>
+          <w:sz w:val="24"/>
+          <w:szCs w:val="24"/>
+        </w:rPr>
+      </w:pPr>
+      <w:proofErr w:type="spellStart"/>
+      <w:r>
+        <w:rPr>
+          <w:rFonts w:ascii="Arial" w:eastAsia="Times New Roman" w:hAnsi="Arial" w:cs="Arial"/>
+          <w:sz w:val="24"/>
+          <w:szCs w:val="24"/>
+        </w:rPr>
+        <w:t>Dikubur</w:t>
+      </w:r>
+      <w:proofErr w:type="spellEnd"/>
+      <w:r>
+        <w:rPr>
+          <w:rFonts w:ascii="Arial" w:eastAsia="Times New Roman" w:hAnsi="Arial" w:cs="Arial"/>
+          <w:sz w:val="24"/>
+          <w:szCs w:val="24"/>
+        </w:rPr>
+        <w:t xml:space="preserve"> di </w:t>
+      </w:r>
+      <w:proofErr w:type="spellStart"/>
+      <w:r>
+        <w:rPr>
+          <w:rFonts w:ascii="Arial" w:eastAsia="Times New Roman" w:hAnsi="Arial" w:cs="Arial"/>
+          <w:sz w:val="24"/>
+          <w:szCs w:val="24"/>
+        </w:rPr>
+        <w:t>tanah</w:t>
+      </w:r>
+      <w:proofErr w:type="spellEnd"/>
+      <w:r>
+        <w:rPr>
+          <w:rFonts w:ascii="Arial" w:eastAsia="Times New Roman" w:hAnsi="Arial" w:cs="Arial"/>
+          <w:sz w:val="24"/>
+          <w:szCs w:val="24"/>
+        </w:rPr>
+        <w:t xml:space="preserve"> </w:t>
+      </w:r>
+      <w:proofErr w:type="spellStart"/>
+      <w:r>
+        <w:rPr>
+          <w:rFonts w:ascii="Arial" w:eastAsia="Times New Roman" w:hAnsi="Arial" w:cs="Arial"/>
+          <w:sz w:val="24"/>
+          <w:szCs w:val="24"/>
+        </w:rPr>
+        <w:t>dengan</w:t>
+      </w:r>
+      <w:proofErr w:type="spellEnd"/>
+      <w:r>
+        <w:rPr>
+          <w:rFonts w:ascii="Arial" w:eastAsia="Times New Roman" w:hAnsi="Arial" w:cs="Arial"/>
+          <w:sz w:val="24"/>
+          <w:szCs w:val="24"/>
+        </w:rPr>
+        <w:t xml:space="preserve"> </w:t>
+      </w:r>
+      <w:proofErr w:type="spellStart"/>
+      <w:r>
+        <w:rPr>
+          <w:rFonts w:ascii="Arial" w:eastAsia="Times New Roman" w:hAnsi="Arial" w:cs="Arial"/>
+          <w:sz w:val="24"/>
+          <w:szCs w:val="24"/>
+        </w:rPr>
+        <w:t>kedalaman</w:t>
+      </w:r>
+      <w:proofErr w:type="spellEnd"/>
+      <w:r>
+        <w:rPr>
+          <w:rFonts w:ascii="Arial" w:eastAsia="Times New Roman" w:hAnsi="Arial" w:cs="Arial"/>
+          <w:sz w:val="24"/>
+          <w:szCs w:val="24"/>
+        </w:rPr>
+        <w:t xml:space="preserve"> minimal 20 cm</w:t>
+      </w:r>
+      <w:r>
+        <w:rPr>
+          <w:rFonts w:ascii="Arial" w:eastAsia="Times New Roman" w:hAnsi="Arial" w:cs="Arial"/>
+          <w:sz w:val="24"/>
+          <w:szCs w:val="24"/>
+        </w:rPr>
+        <w:t xml:space="preserve">/ </w:t>
+      </w:r>
+      <w:proofErr w:type="spellStart"/>
+      <w:r>
+        <w:rPr>
+          <w:rFonts w:ascii="Arial" w:eastAsia="Times New Roman" w:hAnsi="Arial" w:cs="Arial"/>
+          <w:sz w:val="24"/>
+          <w:szCs w:val="24"/>
+        </w:rPr>
+        <w:t>dikremasi</w:t>
+      </w:r>
+      <w:proofErr w:type="spellEnd"/>
+      <w:r>
+        <w:rPr>
+          <w:rFonts w:ascii="Arial" w:eastAsia="Times New Roman" w:hAnsi="Arial" w:cs="Arial"/>
+          <w:sz w:val="24"/>
+          <w:szCs w:val="24"/>
+        </w:rPr>
+        <w:t xml:space="preserve"> </w:t>
+      </w:r>
+      <w:proofErr w:type="spellStart"/>
+      <w:r>
+        <w:rPr>
+          <w:rFonts w:ascii="Arial" w:eastAsia="Times New Roman" w:hAnsi="Arial" w:cs="Arial"/>
+          <w:sz w:val="24"/>
+          <w:szCs w:val="24"/>
+        </w:rPr>
+        <w:t>sesuai</w:t>
+      </w:r>
+      <w:proofErr w:type="spellEnd"/>
+      <w:r>
+        <w:rPr>
+          <w:rFonts w:ascii="Arial" w:eastAsia="Times New Roman" w:hAnsi="Arial" w:cs="Arial"/>
+          <w:sz w:val="24"/>
+          <w:szCs w:val="24"/>
+        </w:rPr>
+        <w:t xml:space="preserve"> SOP FKIK </w:t>
+      </w:r>
+      <w:proofErr w:type="spellStart"/>
+      <w:r>
+        <w:rPr>
+          <w:rFonts w:ascii="Arial" w:eastAsia="Times New Roman" w:hAnsi="Arial" w:cs="Arial"/>
+          <w:sz w:val="24"/>
+          <w:szCs w:val="24"/>
+        </w:rPr>
+        <w:t>Ukrida</w:t>
       </w:r>
       <w:proofErr w:type="spellEnd"/>
       <w:r>
@@ -2670,305 +2577,14 @@
     </w:p>
     <w:p>
       <w:pPr>
-        <w:numPr>
-          <w:ilvl w:val="0"/>
-          <w:numId w:val="4"/>
-        </w:numPr>
-        <w:spacing w:after="0" w:line="240" w:lineRule="auto"/>
-        <w:rPr>
-          <w:rFonts w:ascii="Arial" w:eastAsia="Times New Roman" w:hAnsi="Arial" w:cs="Arial"/>
-          <w:sz w:val="24"/>
-          <w:szCs w:val="24"/>
-        </w:rPr>
-      </w:pPr>
-      <w:proofErr w:type="spellStart"/>
-      <w:r>
-        <w:rPr>
-          <w:rFonts w:ascii="Arial" w:eastAsia="Times New Roman" w:hAnsi="Arial" w:cs="Arial"/>
-          <w:sz w:val="24"/>
-          <w:szCs w:val="24"/>
-        </w:rPr>
-        <w:t>Disimpan</w:t>
-      </w:r>
-      <w:proofErr w:type="spellEnd"/>
-      <w:r>
-        <w:rPr>
-          <w:rFonts w:ascii="Arial" w:eastAsia="Times New Roman" w:hAnsi="Arial" w:cs="Arial"/>
-          <w:sz w:val="24"/>
-          <w:szCs w:val="24"/>
-        </w:rPr>
-        <w:t xml:space="preserve"> </w:t>
-      </w:r>
-      <w:proofErr w:type="spellStart"/>
-      <w:r>
-        <w:rPr>
-          <w:rFonts w:ascii="Arial" w:eastAsia="Times New Roman" w:hAnsi="Arial" w:cs="Arial"/>
-          <w:sz w:val="24"/>
-          <w:szCs w:val="24"/>
-        </w:rPr>
-        <w:t>dalam</w:t>
-      </w:r>
-      <w:proofErr w:type="spellEnd"/>
-      <w:r>
-        <w:rPr>
-          <w:rFonts w:ascii="Arial" w:eastAsia="Times New Roman" w:hAnsi="Arial" w:cs="Arial"/>
-          <w:sz w:val="24"/>
-          <w:szCs w:val="24"/>
-        </w:rPr>
-        <w:t xml:space="preserve"> </w:t>
-      </w:r>
-      <w:proofErr w:type="spellStart"/>
-      <w:r>
-        <w:rPr>
-          <w:rFonts w:ascii="Arial" w:eastAsia="Times New Roman" w:hAnsi="Arial" w:cs="Arial"/>
-          <w:sz w:val="24"/>
-          <w:szCs w:val="24"/>
-        </w:rPr>
-        <w:t>lemari</w:t>
-      </w:r>
-      <w:proofErr w:type="spellEnd"/>
-      <w:r>
-        <w:rPr>
-          <w:rFonts w:ascii="Arial" w:eastAsia="Times New Roman" w:hAnsi="Arial" w:cs="Arial"/>
-          <w:sz w:val="24"/>
-          <w:szCs w:val="24"/>
-        </w:rPr>
-        <w:t xml:space="preserve"> </w:t>
-      </w:r>
-      <w:proofErr w:type="spellStart"/>
-      <w:r>
-        <w:rPr>
-          <w:rFonts w:ascii="Arial" w:eastAsia="Times New Roman" w:hAnsi="Arial" w:cs="Arial"/>
-          <w:sz w:val="24"/>
-          <w:szCs w:val="24"/>
-        </w:rPr>
-        <w:t>pendingin</w:t>
-      </w:r>
-      <w:proofErr w:type="spellEnd"/>
-      <w:r>
-        <w:rPr>
-          <w:rFonts w:ascii="Arial" w:eastAsia="Times New Roman" w:hAnsi="Arial" w:cs="Arial"/>
-          <w:sz w:val="24"/>
-          <w:szCs w:val="24"/>
-        </w:rPr>
-        <w:t xml:space="preserve"> </w:t>
-      </w:r>
-      <w:proofErr w:type="spellStart"/>
-      <w:r>
-        <w:rPr>
-          <w:rFonts w:ascii="Arial" w:eastAsia="Times New Roman" w:hAnsi="Arial" w:cs="Arial"/>
-          <w:sz w:val="24"/>
-          <w:szCs w:val="24"/>
-        </w:rPr>
-        <w:t>khusus</w:t>
-      </w:r>
-      <w:proofErr w:type="spellEnd"/>
-      <w:r>
-        <w:rPr>
-          <w:rFonts w:ascii="Arial" w:eastAsia="Times New Roman" w:hAnsi="Arial" w:cs="Arial"/>
-          <w:sz w:val="24"/>
-          <w:szCs w:val="24"/>
-        </w:rPr>
-        <w:t xml:space="preserve"> (freezer) </w:t>
-      </w:r>
-      <w:proofErr w:type="spellStart"/>
-      <w:r>
-        <w:rPr>
-          <w:rFonts w:ascii="Arial" w:eastAsia="Times New Roman" w:hAnsi="Arial" w:cs="Arial"/>
-          <w:sz w:val="24"/>
-          <w:szCs w:val="24"/>
-        </w:rPr>
-        <w:t>laboratorium</w:t>
-      </w:r>
-      <w:proofErr w:type="spellEnd"/>
-      <w:r>
-        <w:rPr>
-          <w:rFonts w:ascii="Arial" w:eastAsia="Times New Roman" w:hAnsi="Arial" w:cs="Arial"/>
-          <w:sz w:val="24"/>
-          <w:szCs w:val="24"/>
-        </w:rPr>
-        <w:t xml:space="preserve"> </w:t>
-      </w:r>
-      <w:proofErr w:type="spellStart"/>
-      <w:r>
-        <w:rPr>
-          <w:rFonts w:ascii="Arial" w:eastAsia="Times New Roman" w:hAnsi="Arial" w:cs="Arial"/>
-          <w:sz w:val="24"/>
-          <w:szCs w:val="24"/>
-        </w:rPr>
-        <w:t>sebelum</w:t>
-      </w:r>
-      <w:proofErr w:type="spellEnd"/>
-      <w:r>
-        <w:rPr>
-          <w:rFonts w:ascii="Arial" w:eastAsia="Times New Roman" w:hAnsi="Arial" w:cs="Arial"/>
-          <w:sz w:val="24"/>
-          <w:szCs w:val="24"/>
-        </w:rPr>
-        <w:t xml:space="preserve"> </w:t>
-      </w:r>
-      <w:proofErr w:type="spellStart"/>
-      <w:r>
-        <w:rPr>
-          <w:rFonts w:ascii="Arial" w:eastAsia="Times New Roman" w:hAnsi="Arial" w:cs="Arial"/>
-          <w:sz w:val="24"/>
-          <w:szCs w:val="24"/>
-        </w:rPr>
-        <w:t>diserahkan</w:t>
-      </w:r>
-      <w:proofErr w:type="spellEnd"/>
-      <w:r>
-        <w:rPr>
-          <w:rFonts w:ascii="Arial" w:eastAsia="Times New Roman" w:hAnsi="Arial" w:cs="Arial"/>
-          <w:sz w:val="24"/>
-          <w:szCs w:val="24"/>
-        </w:rPr>
-        <w:t xml:space="preserve"> </w:t>
-      </w:r>
-      <w:proofErr w:type="spellStart"/>
-      <w:r>
-        <w:rPr>
-          <w:rFonts w:ascii="Arial" w:eastAsia="Times New Roman" w:hAnsi="Arial" w:cs="Arial"/>
-          <w:sz w:val="24"/>
-          <w:szCs w:val="24"/>
-        </w:rPr>
-        <w:t>ke</w:t>
-      </w:r>
-      <w:proofErr w:type="spellEnd"/>
-      <w:r>
-        <w:rPr>
-          <w:rFonts w:ascii="Arial" w:eastAsia="Times New Roman" w:hAnsi="Arial" w:cs="Arial"/>
-          <w:sz w:val="24"/>
-          <w:szCs w:val="24"/>
-        </w:rPr>
-        <w:t xml:space="preserve"> </w:t>
-      </w:r>
-      <w:proofErr w:type="spellStart"/>
-      <w:r>
-        <w:rPr>
-          <w:rFonts w:ascii="Arial" w:eastAsia="Times New Roman" w:hAnsi="Arial" w:cs="Arial"/>
-          <w:sz w:val="24"/>
-          <w:szCs w:val="24"/>
-        </w:rPr>
-        <w:t>pihak</w:t>
-      </w:r>
-      <w:proofErr w:type="spellEnd"/>
-      <w:r>
-        <w:rPr>
-          <w:rFonts w:ascii="Arial" w:eastAsia="Times New Roman" w:hAnsi="Arial" w:cs="Arial"/>
-          <w:sz w:val="24"/>
-          <w:szCs w:val="24"/>
-        </w:rPr>
-        <w:t xml:space="preserve"> </w:t>
-      </w:r>
-      <w:proofErr w:type="spellStart"/>
-      <w:r>
-        <w:rPr>
-          <w:rFonts w:ascii="Arial" w:eastAsia="Times New Roman" w:hAnsi="Arial" w:cs="Arial"/>
-          <w:sz w:val="24"/>
-          <w:szCs w:val="24"/>
-        </w:rPr>
-        <w:t>ketiga</w:t>
-      </w:r>
-      <w:proofErr w:type="spellEnd"/>
-      <w:r>
-        <w:rPr>
-          <w:rFonts w:ascii="Arial" w:eastAsia="Times New Roman" w:hAnsi="Arial" w:cs="Arial"/>
-          <w:sz w:val="24"/>
-          <w:szCs w:val="24"/>
-        </w:rPr>
-        <w:t xml:space="preserve"> </w:t>
-      </w:r>
-      <w:proofErr w:type="spellStart"/>
-      <w:r>
-        <w:rPr>
-          <w:rFonts w:ascii="Arial" w:eastAsia="Times New Roman" w:hAnsi="Arial" w:cs="Arial"/>
-          <w:sz w:val="24"/>
-          <w:szCs w:val="24"/>
-        </w:rPr>
-        <w:t>pengolah</w:t>
-      </w:r>
-      <w:proofErr w:type="spellEnd"/>
-      <w:r>
-        <w:rPr>
-          <w:rFonts w:ascii="Arial" w:eastAsia="Times New Roman" w:hAnsi="Arial" w:cs="Arial"/>
-          <w:sz w:val="24"/>
-          <w:szCs w:val="24"/>
-        </w:rPr>
-        <w:t xml:space="preserve"> </w:t>
-      </w:r>
-      <w:proofErr w:type="spellStart"/>
-      <w:r>
-        <w:rPr>
-          <w:rFonts w:ascii="Arial" w:eastAsia="Times New Roman" w:hAnsi="Arial" w:cs="Arial"/>
-          <w:sz w:val="24"/>
-          <w:szCs w:val="24"/>
-        </w:rPr>
-        <w:t>limbah</w:t>
-      </w:r>
-      <w:proofErr w:type="spellEnd"/>
-      <w:r>
-        <w:rPr>
-          <w:rFonts w:ascii="Arial" w:eastAsia="Times New Roman" w:hAnsi="Arial" w:cs="Arial"/>
-          <w:sz w:val="24"/>
-          <w:szCs w:val="24"/>
-        </w:rPr>
-        <w:t xml:space="preserve"> B3 / </w:t>
-      </w:r>
-      <w:proofErr w:type="spellStart"/>
-      <w:r>
-        <w:rPr>
-          <w:rFonts w:ascii="Arial" w:eastAsia="Times New Roman" w:hAnsi="Arial" w:cs="Arial"/>
-          <w:sz w:val="24"/>
-          <w:szCs w:val="24"/>
-        </w:rPr>
-        <w:t>dikremasi</w:t>
-      </w:r>
-      <w:proofErr w:type="spellEnd"/>
-      <w:r>
-        <w:rPr>
-          <w:rFonts w:ascii="Arial" w:eastAsia="Times New Roman" w:hAnsi="Arial" w:cs="Arial"/>
-          <w:sz w:val="24"/>
-          <w:szCs w:val="24"/>
-        </w:rPr>
-        <w:t xml:space="preserve"> </w:t>
-      </w:r>
-      <w:proofErr w:type="spellStart"/>
-      <w:r>
-        <w:rPr>
-          <w:rFonts w:ascii="Arial" w:eastAsia="Times New Roman" w:hAnsi="Arial" w:cs="Arial"/>
-          <w:sz w:val="24"/>
-          <w:szCs w:val="24"/>
-        </w:rPr>
-        <w:t>sesuai</w:t>
-      </w:r>
-      <w:proofErr w:type="spellEnd"/>
-      <w:r>
-        <w:rPr>
-          <w:rFonts w:ascii="Arial" w:eastAsia="Times New Roman" w:hAnsi="Arial" w:cs="Arial"/>
-          <w:sz w:val="24"/>
-          <w:szCs w:val="24"/>
-        </w:rPr>
-        <w:t xml:space="preserve"> SOP FKIK </w:t>
-      </w:r>
-      <w:proofErr w:type="spellStart"/>
-      <w:r>
-        <w:rPr>
-          <w:rFonts w:ascii="Arial" w:eastAsia="Times New Roman" w:hAnsi="Arial" w:cs="Arial"/>
-          <w:sz w:val="24"/>
-          <w:szCs w:val="24"/>
-        </w:rPr>
-        <w:t>Ukrida</w:t>
-      </w:r>
-      <w:proofErr w:type="spellEnd"/>
-      <w:r>
-        <w:rPr>
-          <w:rFonts w:ascii="Arial" w:eastAsia="Times New Roman" w:hAnsi="Arial" w:cs="Arial"/>
-          <w:sz w:val="24"/>
-          <w:szCs w:val="24"/>
-        </w:rPr>
-        <w:t>.</w:t>
-      </w:r>
+        <w:spacing w:line="240" w:lineRule="auto"/>
+        <w:jc w:val="both"/>
+        <w:rPr>
+          <w:rFonts w:ascii="Arial" w:eastAsia="Times New Roman" w:hAnsi="Arial" w:cs="Arial"/>
+          <w:sz w:val="24"/>
+          <w:szCs w:val="24"/>
+        </w:rPr>
+      </w:pPr>
     </w:p>
     <w:p>
       <w:pPr>
@@ -4017,17 +3633,44 @@
           <w:sz w:val="24"/>
           <w:szCs w:val="24"/>
         </w:rPr>
-        <w:t>(..........................................................................)</w:t>
+        <w:t>(</w:t>
+      </w:r>
+      <w:proofErr w:type="spellStart"/>
+      <w:r>
+        <w:rPr>
+          <w:rFonts w:ascii="Arial" w:eastAsia="Times New Roman" w:hAnsi="Arial" w:cs="Arial"/>
+          <w:b/>
+          <w:bCs/>
+          <w:sz w:val="24"/>
+          <w:szCs w:val="24"/>
+          <w:u w:val="single"/>
+        </w:rPr>
+        <w:t>dr.</w:t>
+      </w:r>
+      <w:proofErr w:type="spellEnd"/>
+      <w:r>
+        <w:rPr>
+          <w:rFonts w:ascii="Arial" w:eastAsia="Times New Roman" w:hAnsi="Arial" w:cs="Arial"/>
+          <w:b/>
+          <w:bCs/>
+          <w:sz w:val="24"/>
+          <w:szCs w:val="24"/>
+          <w:u w:val="single"/>
+        </w:rPr>
+        <w:t xml:space="preserve"> Reni Angeline, Sp.PA</w:t>
+      </w:r>
+      <w:r>
+        <w:rPr>
+          <w:rFonts w:ascii="Arial" w:eastAsia="Times New Roman" w:hAnsi="Arial" w:cs="Arial"/>
+          <w:sz w:val="24"/>
+          <w:szCs w:val="24"/>
+        </w:rPr>
+        <w:t>)</w:t>
       </w:r>
     </w:p>
     <w:p/>
     <w:sectPr>
-      <w:headerReference w:type="even" r:id="rId7"/>
-      <w:headerReference w:type="default" r:id="rId8"/>
-      <w:footerReference w:type="even" r:id="rId9"/>
-      <w:footerReference w:type="default" r:id="rId10"/>
-      <w:headerReference w:type="first" r:id="rId11"/>
-      <w:footerReference w:type="first" r:id="rId12"/>
+      <w:headerReference w:type="default" r:id="rId7"/>
       <w:pgSz w:w="11906" w:h="16838"/>
       <w:pgMar w:top="1440" w:right="1440" w:bottom="1440" w:left="1440" w:header="720" w:footer="720" w:gutter="0"/>
       <w:cols w:space="720"/>
@@ -4062,36 +3705,6 @@
 </w:endnotes>
 </file>
 
-<file path=word/footer1.xml><?xml version="1.0" encoding="utf-8"?>
-<w:ftr xmlns:wpc="http://schemas.microsoft.com/office/word/2010/wordprocessingCanvas" xmlns:cx="http://schemas.microsoft.com/office/drawing/2014/chartex" xmlns:cx1="http://schemas.microsoft.com/office/drawing/2015/9/8/chartex" xmlns:cx2="http://schemas.microsoft.com/office/drawing/2015/10/21/chartex" xmlns:cx3="http://schemas.microsoft.com/office/drawing/2016/5/9/chartex" xmlns:cx4="http://schemas.microsoft.com/office/drawing/2016/5/10/chartex" xmlns:cx5="http://schemas.microsoft.com/office/drawing/2016/5/11/chartex" xmlns:cx6="http://schemas.microsoft.com/office/drawing/2016/5/12/chartex" xmlns:cx7="http://schemas.microsoft.com/office/drawing/2016/5/13/chartex" xmlns:cx8="http://schemas.microsoft.com/office/drawing/2016/5/14/chartex" xmlns:mc="http://schemas.openxmlformats.org/markup-compatibility/2006" xmlns:aink="http://schemas.microsoft.com/office/drawing/2016/ink" xmlns:am3d="http://schemas.microsoft.com/office/drawing/2017/model3d" xmlns:o="urn:schemas-microsoft-com:office:office" xmlns:r="http://schemas.openxmlformats.org/officeDocument/2006/relationships" xmlns:m="http://schemas.openxmlformats.org/officeDocument/2006/math" xmlns:v="urn:schemas-microsoft-com:vml" xmlns:wp14="http://schemas.microsoft.com/office/word/2010/wordprocessingDrawing" xmlns:wp="http://schemas.openxmlformats.org/drawingml/2006/wordprocessingDrawing" xmlns:w10="urn:schemas-microsoft-com:office:word" xmlns:w="http://schemas.openxmlformats.org/wordprocessingml/2006/main" xmlns:w14="http://schemas.microsoft.com/office/word/2010/wordml" xmlns:w15="http://schemas.microsoft.com/office/word/2012/wordml" xmlns:w16cex="http://schemas.microsoft.com/office/word/2018/wordml/cex" xmlns:w16cid="http://schemas.microsoft.com/office/word/2016/wordml/cid" xmlns:w16="http://schemas.microsoft.com/office/word/2018/wordml" xmlns:w16sdtdh="http://schemas.microsoft.com/office/word/2020/wordml/sdtdatahash" xmlns:w16se="http://schemas.microsoft.com/office/word/2015/wordml/symex" xmlns:wpg="http://schemas.microsoft.com/office/word/2010/wordprocessingGroup" xmlns:wpi="http://schemas.microsoft.com/office/word/2010/wordprocessingInk" xmlns:wne="http://schemas.microsoft.com/office/word/2006/wordml" xmlns:wps="http://schemas.microsoft.com/office/word/2010/wordprocessingShape" mc:Ignorable="w14 w15 w16se w16cid w16 w16cex w16sdtdh wp14">
-  <w:p>
-    <w:pPr>
-      <w:pStyle w:val="Footer"/>
-    </w:pPr>
-  </w:p>
-</w:ftr>
-</file>
-
-<file path=word/footer2.xml><?xml version="1.0" encoding="utf-8"?>
-<w:ftr xmlns:wpc="http://schemas.microsoft.com/office/word/2010/wordprocessingCanvas" xmlns:cx="http://schemas.microsoft.com/office/drawing/2014/chartex" xmlns:cx1="http://schemas.microsoft.com/office/drawing/2015/9/8/chartex" xmlns:cx2="http://schemas.microsoft.com/office/drawing/2015/10/21/chartex" xmlns:cx3="http://schemas.microsoft.com/office/drawing/2016/5/9/chartex" xmlns:cx4="http://schemas.microsoft.com/office/drawing/2016/5/10/chartex" xmlns:cx5="http://schemas.microsoft.com/office/drawing/2016/5/11/chartex" xmlns:cx6="http://schemas.microsoft.com/office/drawing/2016/5/12/chartex" xmlns:cx7="http://schemas.microsoft.com/office/drawing/2016/5/13/chartex" xmlns:cx8="http://schemas.microsoft.com/office/drawing/2016/5/14/chartex" xmlns:mc="http://schemas.openxmlformats.org/markup-compatibility/2006" xmlns:aink="http://schemas.microsoft.com/office/drawing/2016/ink" xmlns:am3d="http://schemas.microsoft.com/office/drawing/2017/model3d" xmlns:o="urn:schemas-microsoft-com:office:office" xmlns:r="http://schemas.openxmlformats.org/officeDocument/2006/relationships" xmlns:m="http://schemas.openxmlformats.org/officeDocument/2006/math" xmlns:v="urn:schemas-microsoft-com:vml" xmlns:wp14="http://schemas.microsoft.com/office/word/2010/wordprocessingDrawing" xmlns:wp="http://schemas.openxmlformats.org/drawingml/2006/wordprocessingDrawing" xmlns:w10="urn:schemas-microsoft-com:office:word" xmlns:w="http://schemas.openxmlformats.org/wordprocessingml/2006/main" xmlns:w14="http://schemas.microsoft.com/office/word/2010/wordml" xmlns:w15="http://schemas.microsoft.com/office/word/2012/wordml" xmlns:w16cex="http://schemas.microsoft.com/office/word/2018/wordml/cex" xmlns:w16cid="http://schemas.microsoft.com/office/word/2016/wordml/cid" xmlns:w16="http://schemas.microsoft.com/office/word/2018/wordml" xmlns:w16sdtdh="http://schemas.microsoft.com/office/word/2020/wordml/sdtdatahash" xmlns:w16se="http://schemas.microsoft.com/office/word/2015/wordml/symex" xmlns:wpg="http://schemas.microsoft.com/office/word/2010/wordprocessingGroup" xmlns:wpi="http://schemas.microsoft.com/office/word/2010/wordprocessingInk" xmlns:wne="http://schemas.microsoft.com/office/word/2006/wordml" xmlns:wps="http://schemas.microsoft.com/office/word/2010/wordprocessingShape" mc:Ignorable="w14 w15 w16se w16cid w16 w16cex w16sdtdh wp14">
-  <w:p>
-    <w:pPr>
-      <w:pStyle w:val="Footer"/>
-    </w:pPr>
-  </w:p>
-</w:ftr>
-</file>
-
-<file path=word/footer3.xml><?xml version="1.0" encoding="utf-8"?>
-<w:ftr xmlns:wpc="http://schemas.microsoft.com/office/word/2010/wordprocessingCanvas" xmlns:cx="http://schemas.microsoft.com/office/drawing/2014/chartex" xmlns:cx1="http://schemas.microsoft.com/office/drawing/2015/9/8/chartex" xmlns:cx2="http://schemas.microsoft.com/office/drawing/2015/10/21/chartex" xmlns:cx3="http://schemas.microsoft.com/office/drawing/2016/5/9/chartex" xmlns:cx4="http://schemas.microsoft.com/office/drawing/2016/5/10/chartex" xmlns:cx5="http://schemas.microsoft.com/office/drawing/2016/5/11/chartex" xmlns:cx6="http://schemas.microsoft.com/office/drawing/2016/5/12/chartex" xmlns:cx7="http://schemas.microsoft.com/office/drawing/2016/5/13/chartex" xmlns:cx8="http://schemas.microsoft.com/office/drawing/2016/5/14/chartex" xmlns:mc="http://schemas.openxmlformats.org/markup-compatibility/2006" xmlns:aink="http://schemas.microsoft.com/office/drawing/2016/ink" xmlns:am3d="http://schemas.microsoft.com/office/drawing/2017/model3d" xmlns:o="urn:schemas-microsoft-com:office:office" xmlns:r="http://schemas.openxmlformats.org/officeDocument/2006/relationships" xmlns:m="http://schemas.openxmlformats.org/officeDocument/2006/math" xmlns:v="urn:schemas-microsoft-com:vml" xmlns:wp14="http://schemas.microsoft.com/office/word/2010/wordprocessingDrawing" xmlns:wp="http://schemas.openxmlformats.org/drawingml/2006/wordprocessingDrawing" xmlns:w10="urn:schemas-microsoft-com:office:word" xmlns:w="http://schemas.openxmlformats.org/wordprocessingml/2006/main" xmlns:w14="http://schemas.microsoft.com/office/word/2010/wordml" xmlns:w15="http://schemas.microsoft.com/office/word/2012/wordml" xmlns:w16cex="http://schemas.microsoft.com/office/word/2018/wordml/cex" xmlns:w16cid="http://schemas.microsoft.com/office/word/2016/wordml/cid" xmlns:w16="http://schemas.microsoft.com/office/word/2018/wordml" xmlns:w16sdtdh="http://schemas.microsoft.com/office/word/2020/wordml/sdtdatahash" xmlns:w16se="http://schemas.microsoft.com/office/word/2015/wordml/symex" xmlns:wpg="http://schemas.microsoft.com/office/word/2010/wordprocessingGroup" xmlns:wpi="http://schemas.microsoft.com/office/word/2010/wordprocessingInk" xmlns:wne="http://schemas.microsoft.com/office/word/2006/wordml" xmlns:wps="http://schemas.microsoft.com/office/word/2010/wordprocessingShape" mc:Ignorable="w14 w15 w16se w16cid w16 w16cex w16sdtdh wp14">
-  <w:p>
-    <w:pPr>
-      <w:pStyle w:val="Footer"/>
-    </w:pPr>
-  </w:p>
-</w:ftr>
-</file>
-
 <file path=word/footnotes.xml><?xml version="1.0" encoding="utf-8"?>
 <w:footnotes xmlns:wpc="http://schemas.microsoft.com/office/word/2010/wordprocessingCanvas" xmlns:cx="http://schemas.microsoft.com/office/drawing/2014/chartex" xmlns:cx1="http://schemas.microsoft.com/office/drawing/2015/9/8/chartex" xmlns:cx2="http://schemas.microsoft.com/office/drawing/2015/10/21/chartex" xmlns:cx3="http://schemas.microsoft.com/office/drawing/2016/5/9/chartex" xmlns:cx4="http://schemas.microsoft.com/office/drawing/2016/5/10/chartex" xmlns:cx5="http://schemas.microsoft.com/office/drawing/2016/5/11/chartex" xmlns:cx6="http://schemas.microsoft.com/office/drawing/2016/5/12/chartex" xmlns:cx7="http://schemas.microsoft.com/office/drawing/2016/5/13/chartex" xmlns:cx8="http://schemas.microsoft.com/office/drawing/2016/5/14/chartex" xmlns:mc="http://schemas.openxmlformats.org/markup-compatibility/2006" xmlns:aink="http://schemas.microsoft.com/office/drawing/2016/ink" xmlns:am3d="http://schemas.microsoft.com/office/drawing/2017/model3d" xmlns:o="urn:schemas-microsoft-com:office:office" xmlns:r="http://schemas.openxmlformats.org/officeDocument/2006/relationships" xmlns:m="http://schemas.openxmlformats.org/officeDocument/2006/math" xmlns:v="urn:schemas-microsoft-com:vml" xmlns:wp14="http://schemas.microsoft.com/office/word/2010/wordprocessingDrawing" xmlns:wp="http://schemas.openxmlformats.org/drawingml/2006/wordprocessingDrawing" xmlns:w10="urn:schemas-microsoft-com:office:word" xmlns:w="http://schemas.openxmlformats.org/wordprocessingml/2006/main" xmlns:w14="http://schemas.microsoft.com/office/word/2010/wordml" xmlns:w15="http://schemas.microsoft.com/office/word/2012/wordml" xmlns:w16cex="http://schemas.microsoft.com/office/word/2018/wordml/cex" xmlns:w16cid="http://schemas.microsoft.com/office/word/2016/wordml/cid" xmlns:w16="http://schemas.microsoft.com/office/word/2018/wordml" xmlns:w16sdtdh="http://schemas.microsoft.com/office/word/2020/wordml/sdtdatahash" xmlns:w16se="http://schemas.microsoft.com/office/word/2015/wordml/symex" xmlns:wpg="http://schemas.microsoft.com/office/word/2010/wordprocessingGroup" xmlns:wpi="http://schemas.microsoft.com/office/word/2010/wordprocessingInk" xmlns:wne="http://schemas.microsoft.com/office/word/2006/wordml" xmlns:wps="http://schemas.microsoft.com/office/word/2010/wordprocessingShape" mc:Ignorable="w14 w15 w16se w16cid w16 w16cex w16sdtdh wp14">
   <w:footnote w:type="separator" w:id="-1">
@@ -4118,16 +3731,6 @@
 </file>
 
 <file path=word/header1.xml><?xml version="1.0" encoding="utf-8"?>
-<w:hdr xmlns:wpc="http://schemas.microsoft.com/office/word/2010/wordprocessingCanvas" xmlns:cx="http://schemas.microsoft.com/office/drawing/2014/chartex" xmlns:cx1="http://schemas.microsoft.com/office/drawing/2015/9/8/chartex" xmlns:cx2="http://schemas.microsoft.com/office/drawing/2015/10/21/chartex" xmlns:cx3="http://schemas.microsoft.com/office/drawing/2016/5/9/chartex" xmlns:cx4="http://schemas.microsoft.com/office/drawing/2016/5/10/chartex" xmlns:cx5="http://schemas.microsoft.com/office/drawing/2016/5/11/chartex" xmlns:cx6="http://schemas.microsoft.com/office/drawing/2016/5/12/chartex" xmlns:cx7="http://schemas.microsoft.com/office/drawing/2016/5/13/chartex" xmlns:cx8="http://schemas.microsoft.com/office/drawing/2016/5/14/chartex" xmlns:mc="http://schemas.openxmlformats.org/markup-compatibility/2006" xmlns:aink="http://schemas.microsoft.com/office/drawing/2016/ink" xmlns:am3d="http://schemas.microsoft.com/office/drawing/2017/model3d" xmlns:o="urn:schemas-microsoft-com:office:office" xmlns:r="http://schemas.openxmlformats.org/officeDocument/2006/relationships" xmlns:m="http://schemas.openxmlformats.org/officeDocument/2006/math" xmlns:v="urn:schemas-microsoft-com:vml" xmlns:wp14="http://schemas.microsoft.com/office/word/2010/wordprocessingDrawing" xmlns:wp="http://schemas.openxmlformats.org/drawingml/2006/wordprocessingDrawing" xmlns:w10="urn:schemas-microsoft-com:office:word" xmlns:w="http://schemas.openxmlformats.org/wordprocessingml/2006/main" xmlns:w14="http://schemas.microsoft.com/office/word/2010/wordml" xmlns:w15="http://schemas.microsoft.com/office/word/2012/wordml" xmlns:w16cex="http://schemas.microsoft.com/office/word/2018/wordml/cex" xmlns:w16cid="http://schemas.microsoft.com/office/word/2016/wordml/cid" xmlns:w16="http://schemas.microsoft.com/office/word/2018/wordml" xmlns:w16sdtdh="http://schemas.microsoft.com/office/word/2020/wordml/sdtdatahash" xmlns:w16se="http://schemas.microsoft.com/office/word/2015/wordml/symex" xmlns:wpg="http://schemas.microsoft.com/office/word/2010/wordprocessingGroup" xmlns:wpi="http://schemas.microsoft.com/office/word/2010/wordprocessingInk" xmlns:wne="http://schemas.microsoft.com/office/word/2006/wordml" xmlns:wps="http://schemas.microsoft.com/office/word/2010/wordprocessingShape" mc:Ignorable="w14 w15 w16se w16cid w16 w16cex w16sdtdh wp14">
-  <w:p>
-    <w:pPr>
-      <w:pStyle w:val="Header"/>
-    </w:pPr>
-  </w:p>
-</w:hdr>
-</file>
-
-<file path=word/header2.xml><?xml version="1.0" encoding="utf-8"?>
 <w:hdr xmlns:wpc="http://schemas.microsoft.com/office/word/2010/wordprocessingCanvas" xmlns:cx="http://schemas.microsoft.com/office/drawing/2014/chartex" xmlns:cx1="http://schemas.microsoft.com/office/drawing/2015/9/8/chartex" xmlns:cx2="http://schemas.microsoft.com/office/drawing/2015/10/21/chartex" xmlns:cx3="http://schemas.microsoft.com/office/drawing/2016/5/9/chartex" xmlns:cx4="http://schemas.microsoft.com/office/drawing/2016/5/10/chartex" xmlns:cx5="http://schemas.microsoft.com/office/drawing/2016/5/11/chartex" xmlns:cx6="http://schemas.microsoft.com/office/drawing/2016/5/12/chartex" xmlns:cx7="http://schemas.microsoft.com/office/drawing/2016/5/13/chartex" xmlns:cx8="http://schemas.microsoft.com/office/drawing/2016/5/14/chartex" xmlns:mc="http://schemas.openxmlformats.org/markup-compatibility/2006" xmlns:aink="http://schemas.microsoft.com/office/drawing/2016/ink" xmlns:am3d="http://schemas.microsoft.com/office/drawing/2017/model3d" xmlns:o="urn:schemas-microsoft-com:office:office" xmlns:r="http://schemas.openxmlformats.org/officeDocument/2006/relationships" xmlns:m="http://schemas.openxmlformats.org/officeDocument/2006/math" xmlns:v="urn:schemas-microsoft-com:vml" xmlns:wp14="http://schemas.microsoft.com/office/word/2010/wordprocessingDrawing" xmlns:wp="http://schemas.openxmlformats.org/drawingml/2006/wordprocessingDrawing" xmlns:w10="urn:schemas-microsoft-com:office:word" xmlns:w="http://schemas.openxmlformats.org/wordprocessingml/2006/main" xmlns:w14="http://schemas.microsoft.com/office/word/2010/wordml" xmlns:w15="http://schemas.microsoft.com/office/word/2012/wordml" xmlns:w16cex="http://schemas.microsoft.com/office/word/2018/wordml/cex" xmlns:w16cid="http://schemas.microsoft.com/office/word/2016/wordml/cid" xmlns:w16="http://schemas.microsoft.com/office/word/2018/wordml" xmlns:w16sdtdh="http://schemas.microsoft.com/office/word/2020/wordml/sdtdatahash" xmlns:w16se="http://schemas.microsoft.com/office/word/2015/wordml/symex" xmlns:wpg="http://schemas.microsoft.com/office/word/2010/wordprocessingGroup" xmlns:wpi="http://schemas.microsoft.com/office/word/2010/wordprocessingInk" xmlns:wne="http://schemas.microsoft.com/office/word/2006/wordml" xmlns:wps="http://schemas.microsoft.com/office/word/2010/wordprocessingShape" mc:Ignorable="w14 w15 w16se w16cid w16 w16cex w16sdtdh wp14">
   <w:p>
     <w:pPr>
@@ -4175,16 +3778,6 @@
       <w:t>D1</w:t>
     </w:r>
   </w:p>
-  <w:p>
-    <w:pPr>
-      <w:pStyle w:val="Header"/>
-    </w:pPr>
-  </w:p>
-</w:hdr>
-</file>
-
-<file path=word/header3.xml><?xml version="1.0" encoding="utf-8"?>
-<w:hdr xmlns:wpc="http://schemas.microsoft.com/office/word/2010/wordprocessingCanvas" xmlns:cx="http://schemas.microsoft.com/office/drawing/2014/chartex" xmlns:cx1="http://schemas.microsoft.com/office/drawing/2015/9/8/chartex" xmlns:cx2="http://schemas.microsoft.com/office/drawing/2015/10/21/chartex" xmlns:cx3="http://schemas.microsoft.com/office/drawing/2016/5/9/chartex" xmlns:cx4="http://schemas.microsoft.com/office/drawing/2016/5/10/chartex" xmlns:cx5="http://schemas.microsoft.com/office/drawing/2016/5/11/chartex" xmlns:cx6="http://schemas.microsoft.com/office/drawing/2016/5/12/chartex" xmlns:cx7="http://schemas.microsoft.com/office/drawing/2016/5/13/chartex" xmlns:cx8="http://schemas.microsoft.com/office/drawing/2016/5/14/chartex" xmlns:mc="http://schemas.openxmlformats.org/markup-compatibility/2006" xmlns:aink="http://schemas.microsoft.com/office/drawing/2016/ink" xmlns:am3d="http://schemas.microsoft.com/office/drawing/2017/model3d" xmlns:o="urn:schemas-microsoft-com:office:office" xmlns:r="http://schemas.openxmlformats.org/officeDocument/2006/relationships" xmlns:m="http://schemas.openxmlformats.org/officeDocument/2006/math" xmlns:v="urn:schemas-microsoft-com:vml" xmlns:wp14="http://schemas.microsoft.com/office/word/2010/wordprocessingDrawing" xmlns:wp="http://schemas.openxmlformats.org/drawingml/2006/wordprocessingDrawing" xmlns:w10="urn:schemas-microsoft-com:office:word" xmlns:w="http://schemas.openxmlformats.org/wordprocessingml/2006/main" xmlns:w14="http://schemas.microsoft.com/office/word/2010/wordml" xmlns:w15="http://schemas.microsoft.com/office/word/2012/wordml" xmlns:w16cex="http://schemas.microsoft.com/office/word/2018/wordml/cex" xmlns:w16cid="http://schemas.microsoft.com/office/word/2016/wordml/cid" xmlns:w16="http://schemas.microsoft.com/office/word/2018/wordml" xmlns:w16sdtdh="http://schemas.microsoft.com/office/word/2020/wordml/sdtdatahash" xmlns:w16se="http://schemas.microsoft.com/office/word/2015/wordml/symex" xmlns:wpg="http://schemas.microsoft.com/office/word/2010/wordprocessingGroup" xmlns:wpi="http://schemas.microsoft.com/office/word/2010/wordprocessingInk" xmlns:wne="http://schemas.microsoft.com/office/word/2006/wordml" xmlns:wps="http://schemas.microsoft.com/office/word/2010/wordprocessingShape" mc:Ignorable="w14 w15 w16se w16cid w16 w16cex w16sdtdh wp14">
   <w:p>
     <w:pPr>
       <w:pStyle w:val="Header"/>
